--- a/informes/informe_seguimiento_carlos_vara_2026-04.docx
+++ b/informes/informe_seguimiento_carlos_vara_2026-04.docx
@@ -32,7 +32,7 @@
           <w:color w:val="888888"/>
           <w:sz w:val="20"/>
         </w:rPr>
-        <w:t>Fecha: 06/05/2026</w:t>
+        <w:t>Fecha: 07/05/2026</w:t>
       </w:r>
     </w:p>
     <w:p/>
@@ -366,15 +366,16 @@
         <w:tblLook w:firstColumn="1" w:firstRow="1" w:lastColumn="0" w:lastRow="0" w:noHBand="0" w:noVBand="1" w:val="04A0"/>
       </w:tblPr>
       <w:tblGrid>
-        <w:gridCol w:w="2257"/>
-        <w:gridCol w:w="2257"/>
-        <w:gridCol w:w="2257"/>
-        <w:gridCol w:w="2257"/>
+        <w:gridCol w:w="1806"/>
+        <w:gridCol w:w="1806"/>
+        <w:gridCol w:w="1806"/>
+        <w:gridCol w:w="1806"/>
+        <w:gridCol w:w="1806"/>
       </w:tblGrid>
       <w:tr>
         <w:tc>
           <w:tcPr>
-            <w:tcW w:type="dxa" w:w="2257"/>
+            <w:tcW w:type="dxa" w:w="1806"/>
           </w:tcPr>
           <w:p>
             <w:r>
@@ -387,7 +388,7 @@
         </w:tc>
         <w:tc>
           <w:tcPr>
-            <w:tcW w:type="dxa" w:w="2257"/>
+            <w:tcW w:type="dxa" w:w="1806"/>
           </w:tcPr>
           <w:p>
             <w:r>
@@ -400,7 +401,7 @@
         </w:tc>
         <w:tc>
           <w:tcPr>
-            <w:tcW w:type="dxa" w:w="2257"/>
+            <w:tcW w:type="dxa" w:w="1806"/>
           </w:tcPr>
           <w:p>
             <w:r>
@@ -413,7 +414,20 @@
         </w:tc>
         <w:tc>
           <w:tcPr>
-            <w:tcW w:type="dxa" w:w="2257"/>
+            <w:tcW w:type="dxa" w:w="1806"/>
+          </w:tcPr>
+          <w:p>
+            <w:r>
+              <w:rPr>
+                <w:b/>
+              </w:rPr>
+              <w:t>Observaciones</w:t>
+            </w:r>
+          </w:p>
+        </w:tc>
+        <w:tc>
+          <w:tcPr>
+            <w:tcW w:type="dxa" w:w="1806"/>
           </w:tcPr>
           <w:p>
             <w:r>
@@ -428,7 +442,7 @@
       <w:tr>
         <w:tc>
           <w:tcPr>
-            <w:tcW w:type="dxa" w:w="2257"/>
+            <w:tcW w:type="dxa" w:w="1806"/>
           </w:tcPr>
           <w:p>
             <w:r>
@@ -438,7 +452,7 @@
         </w:tc>
         <w:tc>
           <w:tcPr>
-            <w:tcW w:type="dxa" w:w="2257"/>
+            <w:tcW w:type="dxa" w:w="1806"/>
           </w:tcPr>
           <w:p>
             <w:r/>
@@ -446,7 +460,7 @@
         </w:tc>
         <w:tc>
           <w:tcPr>
-            <w:tcW w:type="dxa" w:w="2257"/>
+            <w:tcW w:type="dxa" w:w="1806"/>
           </w:tcPr>
           <w:p>
             <w:r/>
@@ -454,7 +468,15 @@
         </w:tc>
         <w:tc>
           <w:tcPr>
-            <w:tcW w:type="dxa" w:w="2257"/>
+            <w:tcW w:type="dxa" w:w="1806"/>
+          </w:tcPr>
+          <w:p>
+            <w:r/>
+          </w:p>
+        </w:tc>
+        <w:tc>
+          <w:tcPr>
+            <w:tcW w:type="dxa" w:w="1806"/>
           </w:tcPr>
           <w:p>
             <w:r/>
@@ -464,7 +486,7 @@
       <w:tr>
         <w:tc>
           <w:tcPr>
-            <w:tcW w:type="dxa" w:w="2257"/>
+            <w:tcW w:type="dxa" w:w="1806"/>
           </w:tcPr>
           <w:p>
             <w:r>
@@ -474,7 +496,7 @@
         </w:tc>
         <w:tc>
           <w:tcPr>
-            <w:tcW w:type="dxa" w:w="2257"/>
+            <w:tcW w:type="dxa" w:w="1806"/>
           </w:tcPr>
           <w:p>
             <w:r/>
@@ -482,7 +504,7 @@
         </w:tc>
         <w:tc>
           <w:tcPr>
-            <w:tcW w:type="dxa" w:w="2257"/>
+            <w:tcW w:type="dxa" w:w="1806"/>
           </w:tcPr>
           <w:p>
             <w:r/>
@@ -490,7 +512,15 @@
         </w:tc>
         <w:tc>
           <w:tcPr>
-            <w:tcW w:type="dxa" w:w="2257"/>
+            <w:tcW w:type="dxa" w:w="1806"/>
+          </w:tcPr>
+          <w:p>
+            <w:r/>
+          </w:p>
+        </w:tc>
+        <w:tc>
+          <w:tcPr>
+            <w:tcW w:type="dxa" w:w="1806"/>
           </w:tcPr>
           <w:p>
             <w:r/>
@@ -500,7 +530,7 @@
       <w:tr>
         <w:tc>
           <w:tcPr>
-            <w:tcW w:type="dxa" w:w="2257"/>
+            <w:tcW w:type="dxa" w:w="1806"/>
           </w:tcPr>
           <w:p>
             <w:r>
@@ -510,7 +540,7 @@
         </w:tc>
         <w:tc>
           <w:tcPr>
-            <w:tcW w:type="dxa" w:w="2257"/>
+            <w:tcW w:type="dxa" w:w="1806"/>
           </w:tcPr>
           <w:p>
             <w:r/>
@@ -518,7 +548,7 @@
         </w:tc>
         <w:tc>
           <w:tcPr>
-            <w:tcW w:type="dxa" w:w="2257"/>
+            <w:tcW w:type="dxa" w:w="1806"/>
           </w:tcPr>
           <w:p>
             <w:r/>
@@ -526,7 +556,15 @@
         </w:tc>
         <w:tc>
           <w:tcPr>
-            <w:tcW w:type="dxa" w:w="2257"/>
+            <w:tcW w:type="dxa" w:w="1806"/>
+          </w:tcPr>
+          <w:p>
+            <w:r/>
+          </w:p>
+        </w:tc>
+        <w:tc>
+          <w:tcPr>
+            <w:tcW w:type="dxa" w:w="1806"/>
           </w:tcPr>
           <w:p>
             <w:r/>
@@ -536,7 +574,7 @@
       <w:tr>
         <w:tc>
           <w:tcPr>
-            <w:tcW w:type="dxa" w:w="2257"/>
+            <w:tcW w:type="dxa" w:w="1806"/>
           </w:tcPr>
           <w:p>
             <w:r>
@@ -546,7 +584,7 @@
         </w:tc>
         <w:tc>
           <w:tcPr>
-            <w:tcW w:type="dxa" w:w="2257"/>
+            <w:tcW w:type="dxa" w:w="1806"/>
           </w:tcPr>
           <w:p>
             <w:r/>
@@ -554,7 +592,7 @@
         </w:tc>
         <w:tc>
           <w:tcPr>
-            <w:tcW w:type="dxa" w:w="2257"/>
+            <w:tcW w:type="dxa" w:w="1806"/>
           </w:tcPr>
           <w:p>
             <w:r/>
@@ -562,7 +600,15 @@
         </w:tc>
         <w:tc>
           <w:tcPr>
-            <w:tcW w:type="dxa" w:w="2257"/>
+            <w:tcW w:type="dxa" w:w="1806"/>
+          </w:tcPr>
+          <w:p>
+            <w:r/>
+          </w:p>
+        </w:tc>
+        <w:tc>
+          <w:tcPr>
+            <w:tcW w:type="dxa" w:w="1806"/>
           </w:tcPr>
           <w:p>
             <w:r/>
@@ -572,7 +618,7 @@
       <w:tr>
         <w:tc>
           <w:tcPr>
-            <w:tcW w:type="dxa" w:w="2257"/>
+            <w:tcW w:type="dxa" w:w="1806"/>
           </w:tcPr>
           <w:p>
             <w:r>
@@ -582,7 +628,7 @@
         </w:tc>
         <w:tc>
           <w:tcPr>
-            <w:tcW w:type="dxa" w:w="2257"/>
+            <w:tcW w:type="dxa" w:w="1806"/>
           </w:tcPr>
           <w:p>
             <w:r/>
@@ -590,7 +636,7 @@
         </w:tc>
         <w:tc>
           <w:tcPr>
-            <w:tcW w:type="dxa" w:w="2257"/>
+            <w:tcW w:type="dxa" w:w="1806"/>
           </w:tcPr>
           <w:p>
             <w:r/>
@@ -598,7 +644,15 @@
         </w:tc>
         <w:tc>
           <w:tcPr>
-            <w:tcW w:type="dxa" w:w="2257"/>
+            <w:tcW w:type="dxa" w:w="1806"/>
+          </w:tcPr>
+          <w:p>
+            <w:r/>
+          </w:p>
+        </w:tc>
+        <w:tc>
+          <w:tcPr>
+            <w:tcW w:type="dxa" w:w="1806"/>
           </w:tcPr>
           <w:p>
             <w:r/>
@@ -608,7 +662,7 @@
       <w:tr>
         <w:tc>
           <w:tcPr>
-            <w:tcW w:type="dxa" w:w="2257"/>
+            <w:tcW w:type="dxa" w:w="1806"/>
           </w:tcPr>
           <w:p>
             <w:r>
@@ -618,7 +672,7 @@
         </w:tc>
         <w:tc>
           <w:tcPr>
-            <w:tcW w:type="dxa" w:w="2257"/>
+            <w:tcW w:type="dxa" w:w="1806"/>
           </w:tcPr>
           <w:p>
             <w:r/>
@@ -626,7 +680,7 @@
         </w:tc>
         <w:tc>
           <w:tcPr>
-            <w:tcW w:type="dxa" w:w="2257"/>
+            <w:tcW w:type="dxa" w:w="1806"/>
           </w:tcPr>
           <w:p>
             <w:r/>
@@ -634,7 +688,15 @@
         </w:tc>
         <w:tc>
           <w:tcPr>
-            <w:tcW w:type="dxa" w:w="2257"/>
+            <w:tcW w:type="dxa" w:w="1806"/>
+          </w:tcPr>
+          <w:p>
+            <w:r/>
+          </w:p>
+        </w:tc>
+        <w:tc>
+          <w:tcPr>
+            <w:tcW w:type="dxa" w:w="1806"/>
           </w:tcPr>
           <w:p>
             <w:r/>
@@ -644,7 +706,7 @@
       <w:tr>
         <w:tc>
           <w:tcPr>
-            <w:tcW w:type="dxa" w:w="2257"/>
+            <w:tcW w:type="dxa" w:w="1806"/>
           </w:tcPr>
           <w:p>
             <w:r>
@@ -654,7 +716,7 @@
         </w:tc>
         <w:tc>
           <w:tcPr>
-            <w:tcW w:type="dxa" w:w="2257"/>
+            <w:tcW w:type="dxa" w:w="1806"/>
           </w:tcPr>
           <w:p>
             <w:r/>
@@ -662,7 +724,7 @@
         </w:tc>
         <w:tc>
           <w:tcPr>
-            <w:tcW w:type="dxa" w:w="2257"/>
+            <w:tcW w:type="dxa" w:w="1806"/>
           </w:tcPr>
           <w:p>
             <w:r/>
@@ -670,7 +732,15 @@
         </w:tc>
         <w:tc>
           <w:tcPr>
-            <w:tcW w:type="dxa" w:w="2257"/>
+            <w:tcW w:type="dxa" w:w="1806"/>
+          </w:tcPr>
+          <w:p>
+            <w:r/>
+          </w:p>
+        </w:tc>
+        <w:tc>
+          <w:tcPr>
+            <w:tcW w:type="dxa" w:w="1806"/>
           </w:tcPr>
           <w:p>
             <w:r/>

--- a/informes/informe_seguimiento_carlos_vara_2026-04.docx
+++ b/informes/informe_seguimiento_carlos_vara_2026-04.docx
@@ -280,7 +280,62 @@
     </w:p>
     <w:p>
       <w:r>
-        <w:t>Sin datos registrados</w:t>
+        <w:t>Vara (0311Q VW) — VW Turismos</w:t>
+      </w:r>
+    </w:p>
+    <w:p>
+      <w:r>
+        <w:t>Total: 6/8 puntos</w:t>
+      </w:r>
+    </w:p>
+    <w:p>
+      <w:r>
+        <w:rPr>
+          <w:b/>
+          <w:color w:val="1A7A3C"/>
+        </w:rPr>
+        <w:t>Puntos positivos</w:t>
+      </w:r>
+    </w:p>
+    <w:p>
+      <w:pPr>
+        <w:pStyle w:val="ListBullet"/>
+      </w:pPr>
+      <w:r>
+        <w:t>Google Business Profile (GBP): 100,00% — 2/2 pts  |  Referencia: 0pts &lt;80% | 1pt ≥80% | 2pts 100%</w:t>
+      </w:r>
+    </w:p>
+    <w:p>
+      <w:pPr>
+        <w:pStyle w:val="ListBullet"/>
+      </w:pPr>
+      <w:r>
+        <w:t>Medidas de Servicio (EC28): 0,97% — 2/2 pts  |  Referencia: 0pts &gt;5% | 1pt ≤5% | 2pts ≤3%</w:t>
+      </w:r>
+    </w:p>
+    <w:p>
+      <w:pPr>
+        <w:pStyle w:val="ListBullet"/>
+      </w:pPr>
+      <w:r>
+        <w:t>Club Volkswagen Postventa: 6,08% — 2/2 pts  |  Referencia: 0pts &lt;3% | 1pt ≥3% | 2pts ≥6%</w:t>
+      </w:r>
+    </w:p>
+    <w:p>
+      <w:r>
+        <w:rPr>
+          <w:b/>
+          <w:color w:val="C0392B"/>
+        </w:rPr>
+        <w:t>Puntos a mejorar</w:t>
+      </w:r>
+    </w:p>
+    <w:p>
+      <w:pPr>
+        <w:pStyle w:val="ListBullet"/>
+      </w:pPr>
+      <w:r>
+        <w:t>Conectividad Posventa: 10,90% — 0/2 pts  |  Referencia: 0pts &lt;25% | 1pt ≥25% | 2pts ≥40%</w:t>
       </w:r>
     </w:p>
     <w:p/>
